--- a/software developmet/brief/hand in files/SectionD_UnitTesting_AlexiaBaxter_SD.docx
+++ b/software developmet/brief/hand in files/SectionD_UnitTesting_AlexiaBaxter_SD.docx
@@ -19,16 +19,16 @@
         <w:tblLook w:val="04A0" w:firstRow="1" w:lastRow="0" w:firstColumn="1" w:lastColumn="0" w:noHBand="0" w:noVBand="1"/>
       </w:tblPr>
       <w:tblGrid>
-        <w:gridCol w:w="2789"/>
-        <w:gridCol w:w="2789"/>
-        <w:gridCol w:w="2790"/>
-        <w:gridCol w:w="2790"/>
-        <w:gridCol w:w="2790"/>
+        <w:gridCol w:w="1492"/>
+        <w:gridCol w:w="3340"/>
+        <w:gridCol w:w="1460"/>
+        <w:gridCol w:w="1376"/>
+        <w:gridCol w:w="6280"/>
       </w:tblGrid>
       <w:tr>
         <w:tc>
           <w:tcPr>
-            <w:tcW w:w="2789" w:type="dxa"/>
+            <w:tcW w:w="1492" w:type="dxa"/>
           </w:tcPr>
           <w:p>
             <w:pPr>
@@ -56,7 +56,7 @@
         </w:tc>
         <w:tc>
           <w:tcPr>
-            <w:tcW w:w="2789" w:type="dxa"/>
+            <w:tcW w:w="3340" w:type="dxa"/>
           </w:tcPr>
           <w:p>
             <w:pPr>
@@ -76,7 +76,7 @@
         </w:tc>
         <w:tc>
           <w:tcPr>
-            <w:tcW w:w="2790" w:type="dxa"/>
+            <w:tcW w:w="1460" w:type="dxa"/>
           </w:tcPr>
           <w:p>
             <w:pPr>
@@ -96,7 +96,7 @@
         </w:tc>
         <w:tc>
           <w:tcPr>
-            <w:tcW w:w="2790" w:type="dxa"/>
+            <w:tcW w:w="1376" w:type="dxa"/>
           </w:tcPr>
           <w:p>
             <w:pPr>
@@ -116,7 +116,7 @@
         </w:tc>
         <w:tc>
           <w:tcPr>
-            <w:tcW w:w="2790" w:type="dxa"/>
+            <w:tcW w:w="6280" w:type="dxa"/>
           </w:tcPr>
           <w:p>
             <w:pPr>
@@ -130,7 +130,14 @@
                 <w:b/>
                 <w:bCs/>
               </w:rPr>
-              <w:t>Comments</w:t>
+              <w:t>Co</w:t>
+            </w:r>
+            <w:r>
+              <w:rPr>
+                <w:b/>
+                <w:bCs/>
+              </w:rPr>
+              <w:t>de snipptes</w:t>
             </w:r>
           </w:p>
         </w:tc>
@@ -138,37 +145,664 @@
       <w:tr>
         <w:tc>
           <w:tcPr>
-            <w:tcW w:w="2789" w:type="dxa"/>
-          </w:tcPr>
+            <w:tcW w:w="1492" w:type="dxa"/>
+          </w:tcPr>
+          <w:p>
+            <w:r>
+              <w:t xml:space="preserve">Testing login function </w:t>
+            </w:r>
+          </w:p>
+        </w:tc>
+        <w:tc>
+          <w:tcPr>
+            <w:tcW w:w="3340" w:type="dxa"/>
+          </w:tcPr>
+          <w:p>
+            <w:hyperlink r:id="rId4" w:history="1">
+              <w:r>
+                <w:rPr>
+                  <w:rStyle w:val="Hyperlink"/>
+                </w:rPr>
+                <w:t>alice.johnson@example.com</w:t>
+              </w:r>
+            </w:hyperlink>
+          </w:p>
+          <w:p>
+            <w:r>
+              <w:t>alio1</w:t>
+            </w:r>
+          </w:p>
+        </w:tc>
+        <w:tc>
+          <w:tcPr>
+            <w:tcW w:w="1460" w:type="dxa"/>
+          </w:tcPr>
+          <w:p>
+            <w:r>
+              <w:t>Error message with attempts left</w:t>
+            </w:r>
+          </w:p>
+        </w:tc>
+        <w:tc>
+          <w:tcPr>
+            <w:tcW w:w="1376" w:type="dxa"/>
+          </w:tcPr>
+          <w:p>
+            <w:r>
+              <w:t>Error message with attempts left</w:t>
+            </w:r>
+          </w:p>
+        </w:tc>
+        <w:tc>
+          <w:tcPr>
+            <w:tcW w:w="6280" w:type="dxa"/>
+          </w:tcPr>
+          <w:p>
+            <w:r>
+              <w:drawing>
+                <wp:inline distT="0" distB="0" distL="0" distR="0" wp14:anchorId="64466244" wp14:editId="7D97639F">
+                  <wp:extent cx="1783301" cy="2230609"/>
+                  <wp:effectExtent l="0" t="0" r="7620" b="0"/>
+                  <wp:docPr id="2" name="Picture 2"/>
+                  <wp:cNvGraphicFramePr>
+                    <a:graphicFrameLocks xmlns:a="http://schemas.openxmlformats.org/drawingml/2006/main" noChangeAspect="1"/>
+                  </wp:cNvGraphicFramePr>
+                  <a:graphic xmlns:a="http://schemas.openxmlformats.org/drawingml/2006/main">
+                    <a:graphicData uri="http://schemas.openxmlformats.org/drawingml/2006/picture">
+                      <pic:pic xmlns:pic="http://schemas.openxmlformats.org/drawingml/2006/picture">
+                        <pic:nvPicPr>
+                          <pic:cNvPr id="1" name=""/>
+                          <pic:cNvPicPr/>
+                        </pic:nvPicPr>
+                        <pic:blipFill>
+                          <a:blip r:embed="rId5"/>
+                          <a:stretch>
+                            <a:fillRect/>
+                          </a:stretch>
+                        </pic:blipFill>
+                        <pic:spPr>
+                          <a:xfrm flipV="1">
+                            <a:off x="0" y="0"/>
+                            <a:ext cx="1797564" cy="2248450"/>
+                          </a:xfrm>
+                          <a:prstGeom prst="rect">
+                            <a:avLst/>
+                          </a:prstGeom>
+                        </pic:spPr>
+                      </pic:pic>
+                    </a:graphicData>
+                  </a:graphic>
+                </wp:inline>
+              </w:drawing>
+            </w:r>
+          </w:p>
+          <w:p>
+            <w:r>
+              <w:drawing>
+                <wp:inline distT="0" distB="0" distL="0" distR="0" wp14:anchorId="7C75A3D4" wp14:editId="7314615A">
+                  <wp:extent cx="2929144" cy="1917258"/>
+                  <wp:effectExtent l="0" t="0" r="5080" b="6985"/>
+                  <wp:docPr id="1" name="Picture 1"/>
+                  <wp:cNvGraphicFramePr>
+                    <a:graphicFrameLocks xmlns:a="http://schemas.openxmlformats.org/drawingml/2006/main" noChangeAspect="1"/>
+                  </wp:cNvGraphicFramePr>
+                  <a:graphic xmlns:a="http://schemas.openxmlformats.org/drawingml/2006/main">
+                    <a:graphicData uri="http://schemas.openxmlformats.org/drawingml/2006/picture">
+                      <pic:pic xmlns:pic="http://schemas.openxmlformats.org/drawingml/2006/picture">
+                        <pic:nvPicPr>
+                          <pic:cNvPr id="1" name=""/>
+                          <pic:cNvPicPr/>
+                        </pic:nvPicPr>
+                        <pic:blipFill>
+                          <a:blip r:embed="rId6"/>
+                          <a:stretch>
+                            <a:fillRect/>
+                          </a:stretch>
+                        </pic:blipFill>
+                        <pic:spPr>
+                          <a:xfrm>
+                            <a:off x="0" y="0"/>
+                            <a:ext cx="2940261" cy="1924535"/>
+                          </a:xfrm>
+                          <a:prstGeom prst="rect">
+                            <a:avLst/>
+                          </a:prstGeom>
+                        </pic:spPr>
+                      </pic:pic>
+                    </a:graphicData>
+                  </a:graphic>
+                </wp:inline>
+              </w:drawing>
+            </w:r>
+          </w:p>
           <w:p/>
         </w:tc>
-        <w:tc>
-          <w:tcPr>
-            <w:tcW w:w="2789" w:type="dxa"/>
-          </w:tcPr>
+      </w:tr>
+      <w:tr>
+        <w:tc>
+          <w:tcPr>
+            <w:tcW w:w="1492" w:type="dxa"/>
+          </w:tcPr>
+          <w:p>
+            <w:r>
+              <w:lastRenderedPageBreak/>
+              <w:t xml:space="preserve">Testing login function </w:t>
+            </w:r>
+          </w:p>
+        </w:tc>
+        <w:tc>
+          <w:tcPr>
+            <w:tcW w:w="3340" w:type="dxa"/>
+          </w:tcPr>
+          <w:p>
+            <w:hyperlink r:id="rId7" w:history="1">
+              <w:r>
+                <w:rPr>
+                  <w:rStyle w:val="Hyperlink"/>
+                </w:rPr>
+                <w:t>alicejohnson@example.com</w:t>
+              </w:r>
+            </w:hyperlink>
+          </w:p>
+          <w:p>
+            <w:r>
+              <w:t>ali</w:t>
+            </w:r>
+            <w:r>
+              <w:t>0</w:t>
+            </w:r>
+            <w:r>
+              <w:t>1</w:t>
+            </w:r>
+          </w:p>
+        </w:tc>
+        <w:tc>
+          <w:tcPr>
+            <w:tcW w:w="1460" w:type="dxa"/>
+          </w:tcPr>
+          <w:p>
+            <w:r>
+              <w:t>Error message with attempts left</w:t>
+            </w:r>
+          </w:p>
+        </w:tc>
+        <w:tc>
+          <w:tcPr>
+            <w:tcW w:w="1376" w:type="dxa"/>
+          </w:tcPr>
+          <w:p>
+            <w:r>
+              <w:t>Error message with attempts left</w:t>
+            </w:r>
+          </w:p>
+        </w:tc>
+        <w:tc>
+          <w:tcPr>
+            <w:tcW w:w="6280" w:type="dxa"/>
+          </w:tcPr>
+          <w:p>
+            <w:r>
+              <w:drawing>
+                <wp:inline distT="0" distB="0" distL="0" distR="0" wp14:anchorId="63D93404" wp14:editId="3319360B">
+                  <wp:extent cx="3762921" cy="1033670"/>
+                  <wp:effectExtent l="0" t="0" r="0" b="0"/>
+                  <wp:docPr id="3" name="Picture 3"/>
+                  <wp:cNvGraphicFramePr>
+                    <a:graphicFrameLocks xmlns:a="http://schemas.openxmlformats.org/drawingml/2006/main" noChangeAspect="1"/>
+                  </wp:cNvGraphicFramePr>
+                  <a:graphic xmlns:a="http://schemas.openxmlformats.org/drawingml/2006/main">
+                    <a:graphicData uri="http://schemas.openxmlformats.org/drawingml/2006/picture">
+                      <pic:pic xmlns:pic="http://schemas.openxmlformats.org/drawingml/2006/picture">
+                        <pic:nvPicPr>
+                          <pic:cNvPr id="1" name=""/>
+                          <pic:cNvPicPr/>
+                        </pic:nvPicPr>
+                        <pic:blipFill>
+                          <a:blip r:embed="rId8"/>
+                          <a:stretch>
+                            <a:fillRect/>
+                          </a:stretch>
+                        </pic:blipFill>
+                        <pic:spPr>
+                          <a:xfrm>
+                            <a:off x="0" y="0"/>
+                            <a:ext cx="3774948" cy="1036974"/>
+                          </a:xfrm>
+                          <a:prstGeom prst="rect">
+                            <a:avLst/>
+                          </a:prstGeom>
+                        </pic:spPr>
+                      </pic:pic>
+                    </a:graphicData>
+                  </a:graphic>
+                </wp:inline>
+              </w:drawing>
+            </w:r>
+          </w:p>
+        </w:tc>
+      </w:tr>
+      <w:tr>
+        <w:tc>
+          <w:tcPr>
+            <w:tcW w:w="1492" w:type="dxa"/>
+          </w:tcPr>
+          <w:p>
+            <w:r>
+              <w:t xml:space="preserve">Testing login function </w:t>
+            </w:r>
+          </w:p>
+        </w:tc>
+        <w:tc>
+          <w:tcPr>
+            <w:tcW w:w="3340" w:type="dxa"/>
+          </w:tcPr>
+          <w:p>
+            <w:hyperlink r:id="rId9" w:history="1">
+              <w:r>
+                <w:rPr>
+                  <w:rStyle w:val="Hyperlink"/>
+                </w:rPr>
+                <w:t>alice</w:t>
+              </w:r>
+              <w:r>
+                <w:rPr>
+                  <w:rStyle w:val="Hyperlink"/>
+                </w:rPr>
+                <w:t>.</w:t>
+              </w:r>
+              <w:r>
+                <w:rPr>
+                  <w:rStyle w:val="Hyperlink"/>
+                </w:rPr>
+                <w:t>johnson@example.com</w:t>
+              </w:r>
+            </w:hyperlink>
+          </w:p>
+          <w:p>
+            <w:r>
+              <w:t>ali01</w:t>
+            </w:r>
+          </w:p>
+        </w:tc>
+        <w:tc>
+          <w:tcPr>
+            <w:tcW w:w="1460" w:type="dxa"/>
+          </w:tcPr>
+          <w:p>
+            <w:r>
+              <w:t>Acceptance message</w:t>
+            </w:r>
+          </w:p>
+        </w:tc>
+        <w:tc>
+          <w:tcPr>
+            <w:tcW w:w="1376" w:type="dxa"/>
+          </w:tcPr>
+          <w:p>
+            <w:r>
+              <w:t>Login successful</w:t>
+            </w:r>
+          </w:p>
+        </w:tc>
+        <w:tc>
+          <w:tcPr>
+            <w:tcW w:w="6280" w:type="dxa"/>
+          </w:tcPr>
+          <w:p>
+            <w:r>
+              <w:drawing>
+                <wp:inline distT="0" distB="0" distL="0" distR="0" wp14:anchorId="5181C7A4" wp14:editId="685A5985">
+                  <wp:extent cx="3760470" cy="726661"/>
+                  <wp:effectExtent l="0" t="0" r="0" b="0"/>
+                  <wp:docPr id="4" name="Picture 4"/>
+                  <wp:cNvGraphicFramePr>
+                    <a:graphicFrameLocks xmlns:a="http://schemas.openxmlformats.org/drawingml/2006/main" noChangeAspect="1"/>
+                  </wp:cNvGraphicFramePr>
+                  <a:graphic xmlns:a="http://schemas.openxmlformats.org/drawingml/2006/main">
+                    <a:graphicData uri="http://schemas.openxmlformats.org/drawingml/2006/picture">
+                      <pic:pic xmlns:pic="http://schemas.openxmlformats.org/drawingml/2006/picture">
+                        <pic:nvPicPr>
+                          <pic:cNvPr id="1" name=""/>
+                          <pic:cNvPicPr/>
+                        </pic:nvPicPr>
+                        <pic:blipFill>
+                          <a:blip r:embed="rId10"/>
+                          <a:stretch>
+                            <a:fillRect/>
+                          </a:stretch>
+                        </pic:blipFill>
+                        <pic:spPr>
+                          <a:xfrm>
+                            <a:off x="0" y="0"/>
+                            <a:ext cx="3772034" cy="728896"/>
+                          </a:xfrm>
+                          <a:prstGeom prst="rect">
+                            <a:avLst/>
+                          </a:prstGeom>
+                        </pic:spPr>
+                      </pic:pic>
+                    </a:graphicData>
+                  </a:graphic>
+                </wp:inline>
+              </w:drawing>
+            </w:r>
+          </w:p>
+        </w:tc>
+      </w:tr>
+      <w:tr>
+        <w:tc>
+          <w:tcPr>
+            <w:tcW w:w="1492" w:type="dxa"/>
+          </w:tcPr>
+          <w:p>
+            <w:r>
+              <w:t xml:space="preserve">Change staff status from active to inactive </w:t>
+            </w:r>
+          </w:p>
+        </w:tc>
+        <w:tc>
+          <w:tcPr>
+            <w:tcW w:w="3340" w:type="dxa"/>
+          </w:tcPr>
+          <w:p>
+            <w:pPr>
+              <w:rPr>
+                <w:rStyle w:val="markedcontent"/>
+                <w:rFonts w:cs="Arial"/>
+                <w:shd w:val="clear" w:color="auto" w:fill="FFFFFF"/>
+              </w:rPr>
+            </w:pPr>
+            <w:hyperlink r:id="rId11" w:history="1">
+              <w:r>
+                <w:rPr>
+                  <w:rStyle w:val="Hyperlink"/>
+                  <w:rFonts w:cs="Arial"/>
+                  <w:shd w:val="clear" w:color="auto" w:fill="FFFFFF"/>
+                </w:rPr>
+                <w:t>matthew.davis@example.com</w:t>
+              </w:r>
+            </w:hyperlink>
+          </w:p>
+          <w:p>
+            <w:pPr>
+              <w:rPr>
+                <w:rStyle w:val="markedcontent"/>
+                <w:rFonts w:cs="Arial"/>
+                <w:shd w:val="clear" w:color="auto" w:fill="FFFFFF"/>
+              </w:rPr>
+            </w:pPr>
+            <w:r>
+              <w:rPr>
+                <w:rStyle w:val="markedcontent"/>
+                <w:rFonts w:cs="Arial"/>
+                <w:shd w:val="clear" w:color="auto" w:fill="FFFFFF"/>
+              </w:rPr>
+              <w:t>7</w:t>
+            </w:r>
+          </w:p>
+          <w:p>
+            <w:pPr>
+              <w:rPr>
+                <w:rStyle w:val="markedcontent"/>
+                <w:rFonts w:cs="Arial"/>
+                <w:shd w:val="clear" w:color="auto" w:fill="FFFFFF"/>
+              </w:rPr>
+            </w:pPr>
+            <w:r>
+              <w:rPr>
+                <w:rStyle w:val="markedcontent"/>
+                <w:rFonts w:cs="Arial"/>
+                <w:shd w:val="clear" w:color="auto" w:fill="FFFFFF"/>
+              </w:rPr>
+              <w:t>2</w:t>
+            </w:r>
+          </w:p>
           <w:p/>
         </w:tc>
         <w:tc>
           <w:tcPr>
-            <w:tcW w:w="2790" w:type="dxa"/>
-          </w:tcPr>
-          <w:p/>
-        </w:tc>
-        <w:tc>
-          <w:tcPr>
-            <w:tcW w:w="2790" w:type="dxa"/>
-          </w:tcPr>
-          <w:p/>
-        </w:tc>
-        <w:tc>
-          <w:tcPr>
-            <w:tcW w:w="2790" w:type="dxa"/>
-          </w:tcPr>
+            <w:tcW w:w="1460" w:type="dxa"/>
+          </w:tcPr>
+          <w:p>
+            <w:r>
+              <w:t xml:space="preserve">Acceptance message </w:t>
+            </w:r>
+          </w:p>
+        </w:tc>
+        <w:tc>
+          <w:tcPr>
+            <w:tcW w:w="1376" w:type="dxa"/>
+          </w:tcPr>
+          <w:p>
+            <w:r>
+              <w:t xml:space="preserve">It changed the status then gave out error messages </w:t>
+            </w:r>
+          </w:p>
+        </w:tc>
+        <w:tc>
+          <w:tcPr>
+            <w:tcW w:w="6280" w:type="dxa"/>
+          </w:tcPr>
+          <w:p>
+            <w:r>
+              <w:drawing>
+                <wp:inline distT="0" distB="0" distL="0" distR="0" wp14:anchorId="74F46150" wp14:editId="1659E41B">
+                  <wp:extent cx="3461771" cy="2972407"/>
+                  <wp:effectExtent l="0" t="0" r="5715" b="0"/>
+                  <wp:docPr id="5" name="Picture 5"/>
+                  <wp:cNvGraphicFramePr>
+                    <a:graphicFrameLocks xmlns:a="http://schemas.openxmlformats.org/drawingml/2006/main" noChangeAspect="1"/>
+                  </wp:cNvGraphicFramePr>
+                  <a:graphic xmlns:a="http://schemas.openxmlformats.org/drawingml/2006/main">
+                    <a:graphicData uri="http://schemas.openxmlformats.org/drawingml/2006/picture">
+                      <pic:pic xmlns:pic="http://schemas.openxmlformats.org/drawingml/2006/picture">
+                        <pic:nvPicPr>
+                          <pic:cNvPr id="1" name=""/>
+                          <pic:cNvPicPr/>
+                        </pic:nvPicPr>
+                        <pic:blipFill>
+                          <a:blip r:embed="rId12"/>
+                          <a:stretch>
+                            <a:fillRect/>
+                          </a:stretch>
+                        </pic:blipFill>
+                        <pic:spPr>
+                          <a:xfrm>
+                            <a:off x="0" y="0"/>
+                            <a:ext cx="3479366" cy="2987515"/>
+                          </a:xfrm>
+                          <a:prstGeom prst="rect">
+                            <a:avLst/>
+                          </a:prstGeom>
+                        </pic:spPr>
+                      </pic:pic>
+                    </a:graphicData>
+                  </a:graphic>
+                </wp:inline>
+              </w:drawing>
+            </w:r>
+          </w:p>
+        </w:tc>
+      </w:tr>
+      <w:tr>
+        <w:tc>
+          <w:tcPr>
+            <w:tcW w:w="1492" w:type="dxa"/>
+          </w:tcPr>
+          <w:p>
+            <w:r>
+              <w:lastRenderedPageBreak/>
+              <w:t xml:space="preserve">Change staff status from active to inactive </w:t>
+            </w:r>
+          </w:p>
+        </w:tc>
+        <w:tc>
+          <w:tcPr>
+            <w:tcW w:w="3340" w:type="dxa"/>
+          </w:tcPr>
+          <w:p>
+            <w:pPr>
+              <w:rPr>
+                <w:rStyle w:val="markedcontent"/>
+                <w:rFonts w:cs="Arial"/>
+                <w:shd w:val="clear" w:color="auto" w:fill="FFFFFF"/>
+              </w:rPr>
+            </w:pPr>
+            <w:hyperlink r:id="rId13" w:history="1">
+              <w:r>
+                <w:rPr>
+                  <w:rStyle w:val="Hyperlink"/>
+                  <w:rFonts w:cs="Arial"/>
+                  <w:shd w:val="clear" w:color="auto" w:fill="FFFFFF"/>
+                </w:rPr>
+                <w:t>matthew.davis@example.com</w:t>
+              </w:r>
+            </w:hyperlink>
+          </w:p>
+          <w:p>
+            <w:pPr>
+              <w:rPr>
+                <w:rStyle w:val="markedcontent"/>
+                <w:rFonts w:cs="Arial"/>
+                <w:shd w:val="clear" w:color="auto" w:fill="FFFFFF"/>
+              </w:rPr>
+            </w:pPr>
+            <w:r>
+              <w:rPr>
+                <w:rStyle w:val="markedcontent"/>
+                <w:rFonts w:cs="Arial"/>
+                <w:shd w:val="clear" w:color="auto" w:fill="FFFFFF"/>
+              </w:rPr>
+              <w:t>7</w:t>
+            </w:r>
+          </w:p>
+          <w:p>
+            <w:pPr>
+              <w:rPr>
+                <w:rStyle w:val="markedcontent"/>
+                <w:rFonts w:cs="Arial"/>
+                <w:shd w:val="clear" w:color="auto" w:fill="FFFFFF"/>
+              </w:rPr>
+            </w:pPr>
+            <w:r>
+              <w:rPr>
+                <w:rStyle w:val="markedcontent"/>
+                <w:rFonts w:cs="Arial"/>
+                <w:shd w:val="clear" w:color="auto" w:fill="FFFFFF"/>
+              </w:rPr>
+              <w:t>2</w:t>
+            </w:r>
+          </w:p>
+        </w:tc>
+        <w:tc>
+          <w:tcPr>
+            <w:tcW w:w="1460" w:type="dxa"/>
+          </w:tcPr>
+          <w:p>
+            <w:r>
+              <w:t xml:space="preserve">Acceptance message </w:t>
+            </w:r>
+          </w:p>
+        </w:tc>
+        <w:tc>
+          <w:tcPr>
+            <w:tcW w:w="1376" w:type="dxa"/>
+          </w:tcPr>
+          <w:p>
+            <w:r>
+              <w:t>It changed the status</w:t>
+            </w:r>
+            <w:r>
+              <w:t>. The erorror message last time was from not having the correct fieldnames in the code</w:t>
+            </w:r>
+          </w:p>
+        </w:tc>
+        <w:tc>
+          <w:tcPr>
+            <w:tcW w:w="6280" w:type="dxa"/>
+          </w:tcPr>
+          <w:p>
+            <w:r>
+              <w:drawing>
+                <wp:inline distT="0" distB="0" distL="0" distR="0" wp14:anchorId="4DF9C4AD" wp14:editId="42325E75">
+                  <wp:extent cx="3216882" cy="2616571"/>
+                  <wp:effectExtent l="0" t="0" r="3175" b="0"/>
+                  <wp:docPr id="6" name="Picture 6"/>
+                  <wp:cNvGraphicFramePr>
+                    <a:graphicFrameLocks xmlns:a="http://schemas.openxmlformats.org/drawingml/2006/main" noChangeAspect="1"/>
+                  </wp:cNvGraphicFramePr>
+                  <a:graphic xmlns:a="http://schemas.openxmlformats.org/drawingml/2006/main">
+                    <a:graphicData uri="http://schemas.openxmlformats.org/drawingml/2006/picture">
+                      <pic:pic xmlns:pic="http://schemas.openxmlformats.org/drawingml/2006/picture">
+                        <pic:nvPicPr>
+                          <pic:cNvPr id="1" name=""/>
+                          <pic:cNvPicPr/>
+                        </pic:nvPicPr>
+                        <pic:blipFill>
+                          <a:blip r:embed="rId14"/>
+                          <a:stretch>
+                            <a:fillRect/>
+                          </a:stretch>
+                        </pic:blipFill>
+                        <pic:spPr>
+                          <a:xfrm>
+                            <a:off x="0" y="0"/>
+                            <a:ext cx="3224702" cy="2622932"/>
+                          </a:xfrm>
+                          <a:prstGeom prst="rect">
+                            <a:avLst/>
+                          </a:prstGeom>
+                        </pic:spPr>
+                      </pic:pic>
+                    </a:graphicData>
+                  </a:graphic>
+                </wp:inline>
+              </w:drawing>
+            </w:r>
+          </w:p>
           <w:p/>
         </w:tc>
       </w:tr>
     </w:tbl>
-    <w:p/>
+    <w:p>
+      <w:r>
+        <w:drawing>
+          <wp:inline distT="0" distB="0" distL="0" distR="0" wp14:anchorId="4ACBD175" wp14:editId="261ED2DD">
+            <wp:extent cx="8863330" cy="264795"/>
+            <wp:effectExtent l="0" t="0" r="0" b="1905"/>
+            <wp:docPr id="8" name="Picture 8"/>
+            <wp:cNvGraphicFramePr>
+              <a:graphicFrameLocks xmlns:a="http://schemas.openxmlformats.org/drawingml/2006/main" noChangeAspect="1"/>
+            </wp:cNvGraphicFramePr>
+            <a:graphic xmlns:a="http://schemas.openxmlformats.org/drawingml/2006/main">
+              <a:graphicData uri="http://schemas.openxmlformats.org/drawingml/2006/picture">
+                <pic:pic xmlns:pic="http://schemas.openxmlformats.org/drawingml/2006/picture">
+                  <pic:nvPicPr>
+                    <pic:cNvPr id="1" name=""/>
+                    <pic:cNvPicPr/>
+                  </pic:nvPicPr>
+                  <pic:blipFill>
+                    <a:blip r:embed="rId15"/>
+                    <a:stretch>
+                      <a:fillRect/>
+                    </a:stretch>
+                  </pic:blipFill>
+                  <pic:spPr>
+                    <a:xfrm>
+                      <a:off x="0" y="0"/>
+                      <a:ext cx="8863330" cy="264795"/>
+                    </a:xfrm>
+                    <a:prstGeom prst="rect">
+                      <a:avLst/>
+                    </a:prstGeom>
+                  </pic:spPr>
+                </pic:pic>
+              </a:graphicData>
+            </a:graphic>
+          </wp:inline>
+        </w:drawing>
+      </w:r>
+    </w:p>
     <w:sectPr>
       <w:pgSz w:w="16838" w:h="11906" w:orient="landscape"/>
       <w:pgMar w:top="1440" w:right="1440" w:bottom="1440" w:left="1440" w:header="708" w:footer="708" w:gutter="0"/>
@@ -660,6 +1294,34 @@
       </w:tblBorders>
     </w:tblPr>
   </w:style>
+  <w:style w:type="character" w:styleId="Hyperlink">
+    <w:name w:val="Hyperlink"/>
+    <w:basedOn w:val="DefaultParagraphFont"/>
+    <w:uiPriority w:val="99"/>
+    <w:unhideWhenUsed/>
+    <w:rsid w:val="00971DFF"/>
+    <w:rPr>
+      <w:color w:val="467886" w:themeColor="hyperlink"/>
+      <w:u w:val="single"/>
+    </w:rPr>
+  </w:style>
+  <w:style w:type="character" w:styleId="UnresolvedMention">
+    <w:name w:val="Unresolved Mention"/>
+    <w:basedOn w:val="DefaultParagraphFont"/>
+    <w:uiPriority w:val="99"/>
+    <w:semiHidden/>
+    <w:unhideWhenUsed/>
+    <w:rsid w:val="00971DFF"/>
+    <w:rPr>
+      <w:color w:val="605E5C"/>
+      <w:shd w:val="clear" w:color="auto" w:fill="E1DFDD"/>
+    </w:rPr>
+  </w:style>
+  <w:style w:type="character" w:customStyle="1" w:styleId="markedcontent">
+    <w:name w:val="markedcontent"/>
+    <w:basedOn w:val="DefaultParagraphFont"/>
+    <w:rsid w:val="00971DFF"/>
+  </w:style>
 </w:styles>
 </file>
 
